--- a/newUpdate.docx
+++ b/newUpdate.docx
@@ -170,7 +170,7 @@
           <w:noProof/>
           <w:kern w:val="0"/>
         </w:rPr>
-        <w:pict w14:anchorId="38610A48">
+        <w:pict w14:anchorId="04FF17C0">
           <v:rect id="_x0000_i1034" alt="" style="width:468pt;height:.05pt;mso-width-percent:0;mso-height-percent:0;mso-width-percent:0;mso-height-percent:0" o:hralign="center" o:hrstd="t" o:hr="t" fillcolor="#a0a0a0" stroked="f"/>
         </w:pict>
       </w:r>
@@ -370,7 +370,6 @@
           <m:r>
             <w:rPr>
               <w:rFonts w:ascii="Cambria Math" w:eastAsia="Times New Roman" w:hAnsi="Cambria Math" w:cs="Times New Roman"/>
-              <w:i/>
               <w:kern w:val="0"/>
               <w14:ligatures w14:val="none"/>
             </w:rPr>
@@ -488,7 +487,6 @@
           <m:r>
             <w:rPr>
               <w:rFonts w:ascii="Cambria Math" w:eastAsia="Times New Roman" w:hAnsi="Cambria Math" w:cs="Times New Roman"/>
-              <w:i/>
               <w:kern w:val="0"/>
               <w14:ligatures w14:val="none"/>
             </w:rPr>
@@ -714,6 +712,9 @@
             </m:sup>
           </m:sSup>
           <m:r>
+            <m:rPr>
+              <m:sty m:val="p"/>
+            </m:rPr>
             <w:rPr>
               <w:rFonts w:ascii="Cambria Math" w:eastAsia="Times New Roman" w:hAnsi="Cambria Math" w:cs="Times New Roman"/>
               <w:kern w:val="0"/>
@@ -923,6 +924,9 @@
             </m:sub>
           </m:sSub>
           <m:r>
+            <m:rPr>
+              <m:sty m:val="p"/>
+            </m:rPr>
             <w:rPr>
               <w:rFonts w:ascii="Cambria Math" w:eastAsia="Times New Roman" w:hAnsi="Cambria Math" w:cs="Times New Roman"/>
               <w:kern w:val="0"/>
@@ -1127,7 +1131,6 @@
           <m:r>
             <w:rPr>
               <w:rFonts w:ascii="Cambria Math" w:eastAsia="Times New Roman" w:hAnsi="Cambria Math" w:cs="Times New Roman"/>
-              <w:i/>
               <w:kern w:val="0"/>
               <w14:ligatures w14:val="none"/>
             </w:rPr>
@@ -1346,6 +1349,9 @@
             </m:sub>
           </m:sSub>
           <m:r>
+            <m:rPr>
+              <m:sty m:val="p"/>
+            </m:rPr>
             <w:rPr>
               <w:rFonts w:ascii="Cambria Math" w:eastAsia="Times New Roman" w:hAnsi="Cambria Math" w:cs="Times New Roman"/>
               <w:kern w:val="0"/>
@@ -1535,7 +1541,6 @@
           <m:r>
             <w:rPr>
               <w:rFonts w:ascii="Cambria Math" w:eastAsia="Times New Roman" w:hAnsi="Cambria Math" w:cs="Times New Roman"/>
-              <w:i/>
               <w:kern w:val="0"/>
               <w14:ligatures w14:val="none"/>
             </w:rPr>
@@ -1706,6 +1711,9 @@
             </m:e>
           </m:rad>
           <m:r>
+            <m:rPr>
+              <m:sty m:val="p"/>
+            </m:rPr>
             <w:rPr>
               <w:rFonts w:ascii="Cambria Math" w:eastAsia="Times New Roman" w:hAnsi="Cambria Math" w:cs="Times New Roman"/>
               <w:kern w:val="0"/>
@@ -1731,7 +1739,7 @@
           <w:noProof/>
           <w:kern w:val="0"/>
         </w:rPr>
-        <w:pict w14:anchorId="5D4878F0">
+        <w:pict w14:anchorId="79E41EE7">
           <v:rect id="_x0000_i1033" alt="" style="width:468pt;height:.05pt;mso-width-percent:0;mso-height-percent:0;mso-width-percent:0;mso-height-percent:0" o:hralign="center" o:hrstd="t" o:hr="t" fillcolor="#a0a0a0" stroked="f"/>
         </w:pict>
       </w:r>
@@ -1970,7 +1978,7 @@
           <w:noProof/>
           <w:kern w:val="0"/>
         </w:rPr>
-        <w:pict w14:anchorId="7F50E1DD">
+        <w:pict w14:anchorId="28C6C62E">
           <v:rect id="_x0000_i1032" alt="" style="width:468pt;height:.05pt;mso-width-percent:0;mso-height-percent:0;mso-width-percent:0;mso-height-percent:0" o:hralign="center" o:hrstd="t" o:hr="t" fillcolor="#a0a0a0" stroked="f"/>
         </w:pict>
       </w:r>
@@ -2191,7 +2199,7 @@
           <w:noProof/>
           <w:kern w:val="0"/>
         </w:rPr>
-        <w:pict w14:anchorId="3E2F1697">
+        <w:pict w14:anchorId="292185DD">
           <v:rect id="_x0000_i1031" alt="" style="width:468pt;height:.05pt;mso-width-percent:0;mso-height-percent:0;mso-width-percent:0;mso-height-percent:0" o:hralign="center" o:hrstd="t" o:hr="t" fillcolor="#a0a0a0" stroked="f"/>
         </w:pict>
       </w:r>
@@ -2379,7 +2387,7 @@
           <w:kern w:val="0"/>
         </w:rPr>
         <w:lastRenderedPageBreak/>
-        <w:pict w14:anchorId="268BF40D">
+        <w:pict w14:anchorId="4B8BF7B5">
           <v:rect id="_x0000_i1030" alt="" style="width:468pt;height:.05pt;mso-width-percent:0;mso-height-percent:0;mso-width-percent:0;mso-height-percent:0" o:hralign="center" o:hrstd="t" o:hr="t" fillcolor="#a0a0a0" stroked="f"/>
         </w:pict>
       </w:r>
@@ -2564,7 +2572,7 @@
           <w:noProof/>
           <w:kern w:val="0"/>
         </w:rPr>
-        <w:pict w14:anchorId="6507BCEE">
+        <w:pict w14:anchorId="330E616F">
           <v:rect id="_x0000_i1029" alt="" style="width:468pt;height:.05pt;mso-width-percent:0;mso-height-percent:0;mso-width-percent:0;mso-height-percent:0" o:hralign="center" o:hrstd="t" o:hr="t" fillcolor="#a0a0a0" stroked="f"/>
         </w:pict>
       </w:r>
@@ -2712,7 +2720,7 @@
       <w:pPr>
         <w:spacing w:before="100" w:beforeAutospacing="1" w:after="100" w:afterAutospacing="1" w:line="240" w:lineRule="auto"/>
         <w:rPr>
-          <w:rFonts w:ascii="Times New Roman" w:eastAsia="Times New Roman" w:hAnsi="Times New Roman" w:cs="Times New Roman" w:hint="eastAsia"/>
+          <w:rFonts w:ascii="Times New Roman" w:eastAsia="Times New Roman" w:hAnsi="Times New Roman" w:cs="Times New Roman"/>
           <w:kern w:val="0"/>
           <w14:ligatures w14:val="none"/>
         </w:rPr>
@@ -2782,7 +2790,7 @@
           <w:noProof/>
           <w:kern w:val="0"/>
         </w:rPr>
-        <w:pict w14:anchorId="2369A164">
+        <w:pict w14:anchorId="5F489B1B">
           <v:rect id="_x0000_i1028" alt="" style="width:468pt;height:.05pt;mso-width-percent:0;mso-height-percent:0;mso-width-percent:0;mso-height-percent:0" o:hralign="center" o:hrstd="t" o:hr="t" fillcolor="#a0a0a0" stroked="f"/>
         </w:pict>
       </w:r>
@@ -2932,9 +2940,9 @@
           <w:kern w:val="0"/>
         </w:rPr>
         <w:drawing>
-          <wp:inline distT="0" distB="0" distL="0" distR="0" wp14:anchorId="03D509E4" wp14:editId="4AE700B8">
-            <wp:extent cx="3526655" cy="1268616"/>
-            <wp:effectExtent l="0" t="0" r="4445" b="1905"/>
+          <wp:inline distT="0" distB="0" distL="0" distR="0" wp14:anchorId="03D509E4" wp14:editId="65175F32">
+            <wp:extent cx="4667207" cy="1678898"/>
+            <wp:effectExtent l="0" t="0" r="0" b="0"/>
             <wp:docPr id="2145808229" name="Picture 5"/>
             <wp:cNvGraphicFramePr>
               <a:graphicFrameLocks xmlns:a="http://schemas.openxmlformats.org/drawingml/2006/main" noChangeAspect="1"/>
@@ -2961,7 +2969,7 @@
                   <pic:spPr>
                     <a:xfrm>
                       <a:off x="0" y="0"/>
-                      <a:ext cx="3547090" cy="1275967"/>
+                      <a:ext cx="4744366" cy="1706654"/>
                     </a:xfrm>
                     <a:prstGeom prst="rect">
                       <a:avLst/>
@@ -2989,7 +2997,7 @@
           <w:noProof/>
           <w:kern w:val="0"/>
         </w:rPr>
-        <w:pict w14:anchorId="40FDDA8B">
+        <w:pict w14:anchorId="1E587AF7">
           <v:rect id="_x0000_i1027" alt="" style="width:468pt;height:.05pt;mso-width-percent:0;mso-height-percent:0;mso-width-percent:0;mso-height-percent:0" o:hralign="center" o:hrstd="t" o:hr="t" fillcolor="#a0a0a0" stroked="f"/>
         </w:pict>
       </w:r>
@@ -3088,6 +3096,7 @@
           <w:szCs w:val="20"/>
           <w14:ligatures w14:val="none"/>
         </w:rPr>
+        <w:lastRenderedPageBreak/>
         <w:t xml:space="preserve">Hybrid ≈ GB  </w:t>
       </w:r>
       <w:r>
@@ -3117,7 +3126,6 @@
           <w:kern w:val="0"/>
           <w14:ligatures w14:val="none"/>
         </w:rPr>
-        <w:lastRenderedPageBreak/>
         <w:t>👉</w:t>
       </w:r>
       <w:r>
@@ -3164,7 +3172,7 @@
           <w:noProof/>
           <w:kern w:val="0"/>
         </w:rPr>
-        <w:pict w14:anchorId="3551E3E7">
+        <w:pict w14:anchorId="0E0E7645">
           <v:rect id="_x0000_i1026" alt="" style="width:468pt;height:.05pt;mso-width-percent:0;mso-height-percent:0;mso-width-percent:0;mso-height-percent:0" o:hralign="center" o:hrstd="t" o:hr="t" fillcolor="#a0a0a0" stroked="f"/>
         </w:pict>
       </w:r>
@@ -3397,7 +3405,7 @@
           <w:noProof/>
           <w:kern w:val="0"/>
         </w:rPr>
-        <w:pict w14:anchorId="76272CE1">
+        <w:pict w14:anchorId="734603F8">
           <v:rect id="_x0000_i1025" alt="" style="width:468pt;height:.05pt;mso-width-percent:0;mso-height-percent:0;mso-width-percent:0;mso-height-percent:0" o:hralign="center" o:hrstd="t" o:hr="t" fillcolor="#a0a0a0" stroked="f"/>
         </w:pict>
       </w:r>
